--- a/Student_Greeting_Guide.docx
+++ b/Student_Greeting_Guide.docx
@@ -1014,7 +1014,7 @@
           <w:sz w:val="22"/>
           <w:szCs w:val="22"/>
         </w:rPr>
-        <w:t xml:space="preserve">Attach Photo or Video (Optional) — You can attach a photo (JPG, PNG, WEBP) or a short video (MP4 or WEBM). Maximum file size: 50 MB. Videos must be between 20 seconds and 2 minutes long.</w:t>
+        <w:t xml:space="preserve">Attach Photo or Video (Optional) — You can attach a photo (JPG, PNG, WEBP) or a short video (MP4 or WEBM). Maximum file size: 50 MB. Videos must be between 5 seconds and 2 minutes long.</w:t>
       </w:r>
     </w:p>
     <w:p>
@@ -1625,7 +1625,7 @@
                 <w:sz w:val="20"/>
                 <w:szCs w:val="20"/>
               </w:rPr>
-              <w:t xml:space="preserve">20 sec – 2 min</w:t>
+              <w:t xml:space="preserve">5 sec – 2 min</w:t>
             </w:r>
           </w:p>
         </w:tc>
@@ -1934,7 +1934,7 @@
           <w:sz w:val="22"/>
           <w:szCs w:val="22"/>
         </w:rPr>
-        <w:t xml:space="preserve">A: Videos on the teacher's timeline must be between 20 seconds and 2 minutes long. Very short clips (under 20 seconds) or long videos (over 2 minutes) will not be accepted.</w:t>
+        <w:t xml:space="preserve">A: Videos on the teacher's timeline must be between 5 seconds and 2 minutes long. Very short clips (under 5 seconds) or long videos (over 2 minutes) will not be accepted.</w:t>
       </w:r>
     </w:p>
     <w:p>
